--- a/utils/verification_calibration_utils/verification_jinja.docx
+++ b/utils/verification_calibration_utils/verification_jinja.docx
@@ -27,8 +27,8 @@
       </w:tblPr>
       <w:tblGrid>
         <w:gridCol w:w="716"/>
-        <w:gridCol w:w="978"/>
-        <w:gridCol w:w="229"/>
+        <w:gridCol w:w="1095"/>
+        <w:gridCol w:w="112"/>
         <w:gridCol w:w="427"/>
         <w:gridCol w:w="1"/>
         <w:gridCol w:w="787"/>
@@ -57,7 +57,8 @@
         </w:trPr>
         <w:tc>
           <w:tcPr>
-            <w:tcW w:w="716" w:type="dxa"/>
+            <w:tcW w:w="1811" w:type="dxa"/>
+            <w:gridSpan w:val="2"/>
             <w:vMerge w:val="restart"/>
             <w:vAlign w:val="center"/>
           </w:tcPr>
@@ -70,74 +71,43 @@
                 <w:szCs w:val="15"/>
               </w:rPr>
             </w:pPr>
+          </w:p>
+          <w:p>
+            <w:pPr>
+              <w:jc w:val="center"/>
+              <w:rPr>
+                <w:rFonts w:hint="default" w:asciiTheme="minorEastAsia" w:hAnsiTheme="minorEastAsia" w:eastAsiaTheme="minorEastAsia" w:cstheme="minorEastAsia"/>
+                <w:sz w:val="15"/>
+                <w:szCs w:val="15"/>
+                <w:lang w:val="en-US" w:eastAsia="zh-CN"/>
+              </w:rPr>
+            </w:pPr>
+            <w:r>
+              <w:rPr>
+                <w:rFonts w:hint="default" w:asciiTheme="minorEastAsia" w:hAnsiTheme="minorEastAsia" w:cstheme="minorEastAsia"/>
+                <w:sz w:val="15"/>
+                <w:szCs w:val="15"/>
+                <w:lang w:val="en-US" w:eastAsia="zh-CN"/>
+              </w:rPr>
+              <w:t>{{ logo_image</w:t>
+            </w:r>
             <w:bookmarkStart w:id="0" w:name="_GoBack"/>
-            <w:r>
-              <w:rPr>
-                <w:rFonts w:hint="eastAsia" w:asciiTheme="minorEastAsia" w:hAnsiTheme="minorEastAsia" w:eastAsiaTheme="minorEastAsia" w:cstheme="minorEastAsia"/>
-                <w:sz w:val="15"/>
-                <w:szCs w:val="15"/>
-              </w:rPr>
-              <mc:AlternateContent>
-                <mc:Choice Requires="wps">
-                  <w:drawing>
-                    <wp:anchor distT="0" distB="0" distL="114300" distR="114300" simplePos="0" relativeHeight="251659264" behindDoc="0" locked="0" layoutInCell="1" allowOverlap="1">
-                      <wp:simplePos x="0" y="0"/>
-                      <wp:positionH relativeFrom="column">
-                        <wp:posOffset>-69850</wp:posOffset>
-                      </wp:positionH>
-                      <wp:positionV relativeFrom="paragraph">
-                        <wp:posOffset>-8255</wp:posOffset>
-                      </wp:positionV>
-                      <wp:extent cx="889000" cy="638175"/>
-                      <wp:effectExtent l="0" t="0" r="0" b="22225"/>
-                      <wp:wrapNone/>
-                      <wp:docPr id="3" name="图片 2"/>
-                      <wp:cNvGraphicFramePr/>
-                      <a:graphic xmlns:a="http://schemas.openxmlformats.org/drawingml/2006/main">
-                        <a:graphicData uri="http://schemas.microsoft.com/office/word/2010/wordprocessingShape">
-                          <wps:wsp>
-                            <wps:cNvSpPr/>
-                            <wps:spPr>
-                              <a:xfrm>
-                                <a:off x="0" y="0"/>
-                                <a:ext cx="889000" cy="638175"/>
-                              </a:xfrm>
-                              <a:prstGeom prst="rect">
-                                <a:avLst/>
-                              </a:prstGeom>
-                              <a:blipFill>
-                                <a:blip r:embed="rId4"/>
-                                <a:stretch>
-                                  <a:fillRect/>
-                                </a:stretch>
-                              </a:blipFill>
-                            </wps:spPr>
-                            <wps:bodyPr vertOverflow="clip" horzOverflow="clip" vert="horz" wrap="square" rtlCol="0" anchor="ctr" upright="1"/>
-                          </wps:wsp>
-                        </a:graphicData>
-                      </a:graphic>
-                    </wp:anchor>
-                  </w:drawing>
-                </mc:Choice>
-                <mc:Fallback>
-                  <w:pict>
-                    <v:rect id="图片 2" o:spid="_x0000_s1026" o:spt="1" style="position:absolute;left:0pt;margin-left:-5.5pt;margin-top:-0.65pt;height:50.25pt;width:70pt;z-index:251659264;v-text-anchor:middle;mso-width-relative:page;mso-height-relative:page;" filled="t" stroked="f" coordsize="21600,21600" o:gfxdata="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">
-                      <v:fill type="frame" on="t" focussize="0,0" recolor="t" rotate="t" r:id="rId4"/>
-                      <v:stroke on="f"/>
-                      <v:imagedata o:title=""/>
-                      <o:lock v:ext="edit" aspectratio="f"/>
-                    </v:rect>
-                  </w:pict>
-                </mc:Fallback>
-              </mc:AlternateContent>
-            </w:r>
             <w:bookmarkEnd w:id="0"/>
-          </w:p>
-        </w:tc>
-        <w:tc>
-          <w:tcPr>
-            <w:tcW w:w="7932" w:type="dxa"/>
-            <w:gridSpan w:val="18"/>
+            <w:r>
+              <w:rPr>
+                <w:rFonts w:hint="default" w:asciiTheme="minorEastAsia" w:hAnsiTheme="minorEastAsia" w:cstheme="minorEastAsia"/>
+                <w:sz w:val="15"/>
+                <w:szCs w:val="15"/>
+                <w:lang w:val="en-US" w:eastAsia="zh-CN"/>
+              </w:rPr>
+              <w:t xml:space="preserve"> }}</w:t>
+            </w:r>
+          </w:p>
+        </w:tc>
+        <w:tc>
+          <w:tcPr>
+            <w:tcW w:w="6837" w:type="dxa"/>
+            <w:gridSpan w:val="17"/>
             <w:vAlign w:val="center"/>
           </w:tcPr>
           <w:p>
@@ -159,6 +129,18 @@
               </w:rPr>
               <w:t>北京普析通用仪器有限责任公司</w:t>
             </w:r>
+          </w:p>
+          <w:p>
+            <w:pPr>
+              <w:jc w:val="center"/>
+              <w:rPr>
+                <w:rFonts w:hint="eastAsia" w:asciiTheme="minorEastAsia" w:hAnsiTheme="minorEastAsia" w:eastAsiaTheme="minorEastAsia" w:cstheme="minorEastAsia"/>
+                <w:b/>
+                <w:bCs/>
+                <w:sz w:val="15"/>
+                <w:szCs w:val="15"/>
+              </w:rPr>
+            </w:pPr>
           </w:p>
         </w:tc>
         <w:tc>
@@ -243,7 +225,8 @@
         </w:trPr>
         <w:tc>
           <w:tcPr>
-            <w:tcW w:w="716" w:type="dxa"/>
+            <w:tcW w:w="1811" w:type="dxa"/>
+            <w:gridSpan w:val="2"/>
             <w:vMerge w:val="continue"/>
             <w:vAlign w:val="center"/>
           </w:tcPr>
@@ -260,8 +243,8 @@
         </w:tc>
         <w:tc>
           <w:tcPr>
-            <w:tcW w:w="7932" w:type="dxa"/>
-            <w:gridSpan w:val="18"/>
+            <w:tcW w:w="6837" w:type="dxa"/>
+            <w:gridSpan w:val="17"/>
             <w:vMerge w:val="restart"/>
             <w:vAlign w:val="center"/>
           </w:tcPr>
@@ -340,12 +323,13 @@
       </w:tr>
       <w:tr>
         <w:trPr>
-          <w:trHeight w:val="238" w:hRule="atLeast"/>
+          <w:trHeight w:val="209" w:hRule="atLeast"/>
           <w:jc w:val="center"/>
         </w:trPr>
         <w:tc>
           <w:tcPr>
-            <w:tcW w:w="716" w:type="dxa"/>
+            <w:tcW w:w="1811" w:type="dxa"/>
+            <w:gridSpan w:val="2"/>
             <w:vMerge w:val="continue"/>
             <w:vAlign w:val="center"/>
           </w:tcPr>
@@ -362,8 +346,8 @@
         </w:tc>
         <w:tc>
           <w:tcPr>
-            <w:tcW w:w="7932" w:type="dxa"/>
-            <w:gridSpan w:val="18"/>
+            <w:tcW w:w="6837" w:type="dxa"/>
+            <w:gridSpan w:val="17"/>
             <w:vMerge w:val="continue"/>
             <w:vAlign w:val="center"/>
           </w:tcPr>
@@ -431,7 +415,7 @@
         </w:trPr>
         <w:tc>
           <w:tcPr>
-            <w:tcW w:w="1694" w:type="dxa"/>
+            <w:tcW w:w="1811" w:type="dxa"/>
             <w:gridSpan w:val="2"/>
             <w:vAlign w:val="center"/>
           </w:tcPr>
@@ -459,7 +443,7 @@
         </w:tc>
         <w:tc>
           <w:tcPr>
-            <w:tcW w:w="1875" w:type="dxa"/>
+            <w:tcW w:w="1758" w:type="dxa"/>
             <w:gridSpan w:val="6"/>
             <w:vAlign w:val="center"/>
           </w:tcPr>
@@ -565,7 +549,7 @@
         </w:trPr>
         <w:tc>
           <w:tcPr>
-            <w:tcW w:w="1694" w:type="dxa"/>
+            <w:tcW w:w="1811" w:type="dxa"/>
             <w:gridSpan w:val="2"/>
             <w:vAlign w:val="center"/>
           </w:tcPr>
@@ -590,7 +574,7 @@
         </w:tc>
         <w:tc>
           <w:tcPr>
-            <w:tcW w:w="1875" w:type="dxa"/>
+            <w:tcW w:w="1758" w:type="dxa"/>
             <w:gridSpan w:val="6"/>
             <w:vAlign w:val="center"/>
           </w:tcPr>
@@ -5243,21 +5227,4 @@
   </a:themeElements>
   <a:objectDefaults/>
 </a:theme>
-</file>
-
-<file path=customXml/item1.xml><?xml version="1.0" encoding="utf-8"?>
-<s:customData xmlns="http://www.wps.cn/officeDocument/2013/wpsCustomData" xmlns:s="http://www.wps.cn/officeDocument/2013/wpsCustomData">
-  <customSectProps/>
-  <customShpExts>
-    <customShpInfo spid="_x0000_s1026"/>
-  </customShpExts>
-</s:customData>
-</file>
-
-<file path=customXml/itemProps1.xml><?xml version="1.0" encoding="utf-8"?>
-<ds:datastoreItem xmlns:ds="http://schemas.openxmlformats.org/officeDocument/2006/customXml" ds:itemID="{B1977F7D-205B-4081-913C-38D41E755F92}">
-  <ds:schemaRefs>
-    <ds:schemaRef ds:uri="http://www.wps.cn/officeDocument/2013/wpsCustomData"/>
-  </ds:schemaRefs>
-</ds:datastoreItem>
 </file>
--- a/utils/verification_calibration_utils/verification_jinja.docx
+++ b/utils/verification_calibration_utils/verification_jinja.docx
@@ -89,18 +89,7 @@
                 <w:szCs w:val="15"/>
                 <w:lang w:val="en-US" w:eastAsia="zh-CN"/>
               </w:rPr>
-              <w:t>{{ logo_image</w:t>
-            </w:r>
-            <w:bookmarkStart w:id="0" w:name="_GoBack"/>
-            <w:bookmarkEnd w:id="0"/>
-            <w:r>
-              <w:rPr>
-                <w:rFonts w:hint="default" w:asciiTheme="minorEastAsia" w:hAnsiTheme="minorEastAsia" w:cstheme="minorEastAsia"/>
-                <w:sz w:val="15"/>
-                <w:szCs w:val="15"/>
-                <w:lang w:val="en-US" w:eastAsia="zh-CN"/>
-              </w:rPr>
-              <w:t xml:space="preserve"> }}</w:t>
+              <w:t>{{ logo_image }}</w:t>
             </w:r>
           </w:p>
         </w:tc>
@@ -2301,6 +2290,62 @@
         </w:trPr>
         <w:tc>
           <w:tcPr>
+            <w:tcW w:w="10815" w:type="dxa"/>
+            <w:gridSpan w:val="23"/>
+            <w:vAlign w:val="center"/>
+          </w:tcPr>
+          <w:p>
+            <w:pPr>
+              <w:keepNext w:val="0"/>
+              <w:keepLines w:val="0"/>
+              <w:widowControl/>
+              <w:suppressLineNumbers w:val="0"/>
+              <w:jc w:val="center"/>
+              <w:textAlignment w:val="center"/>
+              <w:rPr>
+                <w:rFonts w:hint="default" w:asciiTheme="minorEastAsia" w:hAnsiTheme="minorEastAsia" w:eastAsiaTheme="minorEastAsia" w:cstheme="minorEastAsia"/>
+                <w:sz w:val="15"/>
+                <w:szCs w:val="15"/>
+                <w:lang w:val="en-US" w:eastAsia="zh-CN"/>
+              </w:rPr>
+            </w:pPr>
+            <w:r>
+              <w:rPr>
+                <w:rFonts w:hint="eastAsia" w:asciiTheme="minorEastAsia" w:hAnsiTheme="minorEastAsia" w:cstheme="minorEastAsia"/>
+                <w:sz w:val="15"/>
+                <w:szCs w:val="15"/>
+                <w:lang w:val="en-US" w:eastAsia="zh-CN"/>
+              </w:rPr>
+              <w:t>{%</w:t>
+            </w:r>
+            <w:r>
+              <w:rPr>
+                <w:rFonts w:hint="default" w:asciiTheme="minorEastAsia" w:hAnsiTheme="minorEastAsia" w:cstheme="minorEastAsia"/>
+                <w:sz w:val="15"/>
+                <w:szCs w:val="15"/>
+                <w:lang w:val="en-US" w:eastAsia="zh-CN"/>
+              </w:rPr>
+              <w:t>-</w:t>
+            </w:r>
+            <w:r>
+              <w:rPr>
+                <w:rFonts w:hint="eastAsia" w:asciiTheme="minorEastAsia" w:hAnsiTheme="minorEastAsia" w:cstheme="minorEastAsia"/>
+                <w:sz w:val="15"/>
+                <w:szCs w:val="15"/>
+                <w:lang w:val="en-US" w:eastAsia="zh-CN"/>
+              </w:rPr>
+              <w:t xml:space="preserve"> if sl %}</w:t>
+            </w:r>
+          </w:p>
+        </w:tc>
+      </w:tr>
+      <w:tr>
+        <w:trPr>
+          <w:trHeight w:val="533" w:hRule="atLeast"/>
+          <w:jc w:val="center"/>
+        </w:trPr>
+        <w:tc>
+          <w:tcPr>
             <w:tcW w:w="716" w:type="dxa"/>
             <w:vAlign w:val="center"/>
           </w:tcPr>
@@ -2394,6 +2439,62 @@
                 <w:lang w:val="en-US" w:eastAsia="zh-CN"/>
               </w:rPr>
               <w:t>{{p sl.sub_doc }}</w:t>
+            </w:r>
+          </w:p>
+        </w:tc>
+      </w:tr>
+      <w:tr>
+        <w:trPr>
+          <w:trHeight w:val="533" w:hRule="atLeast"/>
+          <w:jc w:val="center"/>
+        </w:trPr>
+        <w:tc>
+          <w:tcPr>
+            <w:tcW w:w="10815" w:type="dxa"/>
+            <w:gridSpan w:val="23"/>
+            <w:vAlign w:val="center"/>
+          </w:tcPr>
+          <w:p>
+            <w:pPr>
+              <w:keepNext w:val="0"/>
+              <w:keepLines w:val="0"/>
+              <w:widowControl/>
+              <w:suppressLineNumbers w:val="0"/>
+              <w:jc w:val="center"/>
+              <w:textAlignment w:val="center"/>
+              <w:rPr>
+                <w:rFonts w:hint="default" w:asciiTheme="minorEastAsia" w:hAnsiTheme="minorEastAsia" w:eastAsiaTheme="minorEastAsia" w:cstheme="minorEastAsia"/>
+                <w:sz w:val="15"/>
+                <w:szCs w:val="15"/>
+                <w:lang w:val="en-US" w:eastAsia="zh-CN"/>
+              </w:rPr>
+            </w:pPr>
+            <w:r>
+              <w:rPr>
+                <w:rFonts w:hint="eastAsia" w:asciiTheme="minorEastAsia" w:hAnsiTheme="minorEastAsia" w:cstheme="minorEastAsia"/>
+                <w:sz w:val="15"/>
+                <w:szCs w:val="15"/>
+                <w:lang w:val="en-US" w:eastAsia="zh-CN"/>
+              </w:rPr>
+              <w:t>{%</w:t>
+            </w:r>
+            <w:r>
+              <w:rPr>
+                <w:rFonts w:hint="default" w:asciiTheme="minorEastAsia" w:hAnsiTheme="minorEastAsia" w:cstheme="minorEastAsia"/>
+                <w:sz w:val="15"/>
+                <w:szCs w:val="15"/>
+                <w:lang w:val="en-US" w:eastAsia="zh-CN"/>
+              </w:rPr>
+              <w:t>-</w:t>
+            </w:r>
+            <w:r>
+              <w:rPr>
+                <w:rFonts w:hint="eastAsia" w:asciiTheme="minorEastAsia" w:hAnsiTheme="minorEastAsia" w:cstheme="minorEastAsia"/>
+                <w:sz w:val="15"/>
+                <w:szCs w:val="15"/>
+                <w:lang w:val="en-US" w:eastAsia="zh-CN"/>
+              </w:rPr>
+              <w:t xml:space="preserve"> endif %}</w:t>
             </w:r>
           </w:p>
         </w:tc>
@@ -2405,6 +2506,62 @@
         </w:trPr>
         <w:tc>
           <w:tcPr>
+            <w:tcW w:w="10815" w:type="dxa"/>
+            <w:gridSpan w:val="23"/>
+            <w:vAlign w:val="center"/>
+          </w:tcPr>
+          <w:p>
+            <w:pPr>
+              <w:keepNext w:val="0"/>
+              <w:keepLines w:val="0"/>
+              <w:widowControl/>
+              <w:suppressLineNumbers w:val="0"/>
+              <w:jc w:val="center"/>
+              <w:textAlignment w:val="center"/>
+              <w:rPr>
+                <w:rFonts w:hint="default" w:asciiTheme="minorEastAsia" w:hAnsiTheme="minorEastAsia" w:eastAsiaTheme="minorEastAsia" w:cstheme="minorEastAsia"/>
+                <w:sz w:val="15"/>
+                <w:szCs w:val="15"/>
+                <w:lang w:val="en-US" w:eastAsia="zh-CN"/>
+              </w:rPr>
+            </w:pPr>
+            <w:r>
+              <w:rPr>
+                <w:rFonts w:hint="eastAsia" w:asciiTheme="minorEastAsia" w:hAnsiTheme="minorEastAsia" w:cstheme="minorEastAsia"/>
+                <w:sz w:val="15"/>
+                <w:szCs w:val="15"/>
+                <w:lang w:val="en-US" w:eastAsia="zh-CN"/>
+              </w:rPr>
+              <w:t>{%</w:t>
+            </w:r>
+            <w:r>
+              <w:rPr>
+                <w:rFonts w:hint="default" w:asciiTheme="minorEastAsia" w:hAnsiTheme="minorEastAsia" w:cstheme="minorEastAsia"/>
+                <w:sz w:val="15"/>
+                <w:szCs w:val="15"/>
+                <w:lang w:val="en-US" w:eastAsia="zh-CN"/>
+              </w:rPr>
+              <w:t>-</w:t>
+            </w:r>
+            <w:r>
+              <w:rPr>
+                <w:rFonts w:hint="eastAsia" w:asciiTheme="minorEastAsia" w:hAnsiTheme="minorEastAsia" w:cstheme="minorEastAsia"/>
+                <w:sz w:val="15"/>
+                <w:szCs w:val="15"/>
+                <w:lang w:val="en-US" w:eastAsia="zh-CN"/>
+              </w:rPr>
+              <w:t xml:space="preserve"> if bs %}</w:t>
+            </w:r>
+          </w:p>
+        </w:tc>
+      </w:tr>
+      <w:tr>
+        <w:trPr>
+          <w:trHeight w:val="381" w:hRule="atLeast"/>
+          <w:jc w:val="center"/>
+        </w:trPr>
+        <w:tc>
+          <w:tcPr>
             <w:tcW w:w="716" w:type="dxa"/>
             <w:vAlign w:val="center"/>
           </w:tcPr>
@@ -2499,6 +2656,62 @@
                 <w:lang w:val="en-US" w:eastAsia="zh-CN"/>
               </w:rPr>
               <w:t>{{p bs.sub_doc }}</w:t>
+            </w:r>
+          </w:p>
+        </w:tc>
+      </w:tr>
+      <w:tr>
+        <w:trPr>
+          <w:trHeight w:val="381" w:hRule="atLeast"/>
+          <w:jc w:val="center"/>
+        </w:trPr>
+        <w:tc>
+          <w:tcPr>
+            <w:tcW w:w="10815" w:type="dxa"/>
+            <w:gridSpan w:val="23"/>
+            <w:vAlign w:val="center"/>
+          </w:tcPr>
+          <w:p>
+            <w:pPr>
+              <w:keepNext w:val="0"/>
+              <w:keepLines w:val="0"/>
+              <w:widowControl/>
+              <w:suppressLineNumbers w:val="0"/>
+              <w:jc w:val="center"/>
+              <w:textAlignment w:val="center"/>
+              <w:rPr>
+                <w:rFonts w:hint="default" w:asciiTheme="minorEastAsia" w:hAnsiTheme="minorEastAsia" w:eastAsiaTheme="minorEastAsia" w:cstheme="minorEastAsia"/>
+                <w:sz w:val="15"/>
+                <w:szCs w:val="15"/>
+                <w:lang w:val="en-US" w:eastAsia="zh-CN"/>
+              </w:rPr>
+            </w:pPr>
+            <w:r>
+              <w:rPr>
+                <w:rFonts w:hint="eastAsia" w:asciiTheme="minorEastAsia" w:hAnsiTheme="minorEastAsia" w:cstheme="minorEastAsia"/>
+                <w:sz w:val="15"/>
+                <w:szCs w:val="15"/>
+                <w:lang w:val="en-US" w:eastAsia="zh-CN"/>
+              </w:rPr>
+              <w:t>{%</w:t>
+            </w:r>
+            <w:r>
+              <w:rPr>
+                <w:rFonts w:hint="default" w:asciiTheme="minorEastAsia" w:hAnsiTheme="minorEastAsia" w:cstheme="minorEastAsia"/>
+                <w:sz w:val="15"/>
+                <w:szCs w:val="15"/>
+                <w:lang w:val="en-US" w:eastAsia="zh-CN"/>
+              </w:rPr>
+              <w:t>-</w:t>
+            </w:r>
+            <w:r>
+              <w:rPr>
+                <w:rFonts w:hint="eastAsia" w:asciiTheme="minorEastAsia" w:hAnsiTheme="minorEastAsia" w:cstheme="minorEastAsia"/>
+                <w:sz w:val="15"/>
+                <w:szCs w:val="15"/>
+                <w:lang w:val="en-US" w:eastAsia="zh-CN"/>
+              </w:rPr>
+              <w:t xml:space="preserve"> endif %}</w:t>
             </w:r>
           </w:p>
         </w:tc>
@@ -2510,6 +2723,67 @@
         </w:trPr>
         <w:tc>
           <w:tcPr>
+            <w:tcW w:w="10815" w:type="dxa"/>
+            <w:gridSpan w:val="23"/>
+            <w:shd w:val="clear" w:color="auto" w:fill="auto"/>
+            <w:vAlign w:val="center"/>
+          </w:tcPr>
+          <w:p>
+            <w:pPr>
+              <w:keepNext w:val="0"/>
+              <w:keepLines w:val="0"/>
+              <w:widowControl/>
+              <w:suppressLineNumbers w:val="0"/>
+              <w:jc w:val="center"/>
+              <w:textAlignment w:val="center"/>
+              <w:rPr>
+                <w:rFonts w:hint="default" w:asciiTheme="minorEastAsia" w:hAnsiTheme="minorEastAsia" w:eastAsiaTheme="minorEastAsia" w:cstheme="minorEastAsia"/>
+                <w:kern w:val="2"/>
+                <w:sz w:val="15"/>
+                <w:szCs w:val="15"/>
+                <w:lang w:val="en-US" w:eastAsia="zh-CN" w:bidi="ar-SA"/>
+              </w:rPr>
+            </w:pPr>
+            <w:r>
+              <w:rPr>
+                <w:rFonts w:hint="eastAsia" w:asciiTheme="minorEastAsia" w:hAnsiTheme="minorEastAsia" w:cstheme="minorEastAsia"/>
+                <w:kern w:val="2"/>
+                <w:sz w:val="15"/>
+                <w:szCs w:val="15"/>
+                <w:lang w:val="en-US" w:eastAsia="zh-CN" w:bidi="ar-SA"/>
+              </w:rPr>
+              <w:t>{%</w:t>
+            </w:r>
+            <w:r>
+              <w:rPr>
+                <w:rFonts w:hint="default" w:asciiTheme="minorEastAsia" w:hAnsiTheme="minorEastAsia" w:cstheme="minorEastAsia"/>
+                <w:kern w:val="2"/>
+                <w:sz w:val="15"/>
+                <w:szCs w:val="15"/>
+                <w:lang w:val="en-US" w:eastAsia="zh-CN" w:bidi="ar-SA"/>
+              </w:rPr>
+              <w:t>-</w:t>
+            </w:r>
+            <w:r>
+              <w:rPr>
+                <w:rFonts w:hint="eastAsia" w:asciiTheme="minorEastAsia" w:hAnsiTheme="minorEastAsia" w:cstheme="minorEastAsia"/>
+                <w:kern w:val="2"/>
+                <w:sz w:val="15"/>
+                <w:szCs w:val="15"/>
+                <w:lang w:val="en-US" w:eastAsia="zh-CN" w:bidi="ar-SA"/>
+              </w:rPr>
+              <w:t xml:space="preserve"> if bdn %}</w:t>
+            </w:r>
+          </w:p>
+        </w:tc>
+      </w:tr>
+      <w:tr>
+        <w:trPr>
+          <w:trHeight w:val="183" w:hRule="atLeast"/>
+          <w:jc w:val="center"/>
+        </w:trPr>
+        <w:tc>
+          <w:tcPr>
             <w:tcW w:w="716" w:type="dxa"/>
             <w:shd w:val="clear" w:color="auto" w:fill="auto"/>
             <w:vAlign w:val="center"/>
@@ -2605,6 +2879,67 @@
                 <w:lang w:val="en-US" w:eastAsia="zh-CN" w:bidi="ar-SA"/>
               </w:rPr>
               <w:t>{{p bdn.sub_doc }}</w:t>
+            </w:r>
+          </w:p>
+        </w:tc>
+      </w:tr>
+      <w:tr>
+        <w:trPr>
+          <w:trHeight w:val="183" w:hRule="atLeast"/>
+          <w:jc w:val="center"/>
+        </w:trPr>
+        <w:tc>
+          <w:tcPr>
+            <w:tcW w:w="10815" w:type="dxa"/>
+            <w:gridSpan w:val="23"/>
+            <w:shd w:val="clear" w:color="auto" w:fill="auto"/>
+            <w:vAlign w:val="center"/>
+          </w:tcPr>
+          <w:p>
+            <w:pPr>
+              <w:keepNext w:val="0"/>
+              <w:keepLines w:val="0"/>
+              <w:widowControl/>
+              <w:suppressLineNumbers w:val="0"/>
+              <w:jc w:val="center"/>
+              <w:textAlignment w:val="center"/>
+              <w:rPr>
+                <w:rFonts w:hint="default" w:asciiTheme="minorEastAsia" w:hAnsiTheme="minorEastAsia" w:eastAsiaTheme="minorEastAsia" w:cstheme="minorEastAsia"/>
+                <w:kern w:val="2"/>
+                <w:sz w:val="15"/>
+                <w:szCs w:val="15"/>
+                <w:lang w:val="en-US" w:eastAsia="zh-CN" w:bidi="ar-SA"/>
+              </w:rPr>
+            </w:pPr>
+            <w:r>
+              <w:rPr>
+                <w:rFonts w:hint="eastAsia" w:asciiTheme="minorEastAsia" w:hAnsiTheme="minorEastAsia" w:cstheme="minorEastAsia"/>
+                <w:kern w:val="2"/>
+                <w:sz w:val="15"/>
+                <w:szCs w:val="15"/>
+                <w:lang w:val="en-US" w:eastAsia="zh-CN" w:bidi="ar-SA"/>
+              </w:rPr>
+              <w:t>{%</w:t>
+            </w:r>
+            <w:r>
+              <w:rPr>
+                <w:rFonts w:hint="default" w:asciiTheme="minorEastAsia" w:hAnsiTheme="minorEastAsia" w:cstheme="minorEastAsia"/>
+                <w:kern w:val="2"/>
+                <w:sz w:val="15"/>
+                <w:szCs w:val="15"/>
+                <w:lang w:val="en-US" w:eastAsia="zh-CN" w:bidi="ar-SA"/>
+              </w:rPr>
+              <w:t>-</w:t>
+            </w:r>
+            <w:r>
+              <w:rPr>
+                <w:rFonts w:hint="eastAsia" w:asciiTheme="minorEastAsia" w:hAnsiTheme="minorEastAsia" w:cstheme="minorEastAsia"/>
+                <w:kern w:val="2"/>
+                <w:sz w:val="15"/>
+                <w:szCs w:val="15"/>
+                <w:lang w:val="en-US" w:eastAsia="zh-CN" w:bidi="ar-SA"/>
+              </w:rPr>
+              <w:t xml:space="preserve"> endif %}</w:t>
             </w:r>
           </w:p>
         </w:tc>
@@ -2619,131 +2954,56 @@
           </w:tblCellMar>
         </w:tblPrEx>
         <w:trPr>
-          <w:trHeight w:val="1650" w:hRule="atLeast"/>
+          <w:trHeight w:val="90" w:hRule="atLeast"/>
           <w:jc w:val="center"/>
         </w:trPr>
         <w:tc>
           <w:tcPr>
-            <w:tcW w:w="716" w:type="dxa"/>
-            <w:vAlign w:val="center"/>
-          </w:tcPr>
-          <w:p>
-            <w:pPr>
-              <w:jc w:val="center"/>
-              <w:rPr>
-                <w:rFonts w:hint="eastAsia" w:asciiTheme="minorEastAsia" w:hAnsiTheme="minorEastAsia" w:eastAsiaTheme="minorEastAsia" w:cstheme="minorEastAsia"/>
-                <w:i w:val="0"/>
-                <w:iCs w:val="0"/>
-                <w:color w:val="000000"/>
-                <w:sz w:val="15"/>
-                <w:szCs w:val="15"/>
-                <w:u w:val="none"/>
-                <w:lang w:val="en-US" w:eastAsia="zh-CN"/>
-              </w:rPr>
-            </w:pPr>
-            <w:r>
-              <w:rPr>
-                <w:rFonts w:hint="eastAsia" w:asciiTheme="minorEastAsia" w:hAnsiTheme="minorEastAsia" w:eastAsiaTheme="minorEastAsia" w:cstheme="minorEastAsia"/>
-                <w:i w:val="0"/>
-                <w:iCs w:val="0"/>
-                <w:color w:val="000000"/>
-                <w:sz w:val="15"/>
-                <w:szCs w:val="15"/>
-                <w:u w:val="none"/>
-                <w:lang w:val="en-US" w:eastAsia="zh-CN"/>
-              </w:rPr>
-              <w:t>{{ sb.index }}</w:t>
-            </w:r>
-          </w:p>
-        </w:tc>
-        <w:tc>
-          <w:tcPr>
-            <w:tcW w:w="1207" w:type="dxa"/>
-            <w:gridSpan w:val="2"/>
-            <w:vAlign w:val="center"/>
-          </w:tcPr>
-          <w:p>
-            <w:pPr>
-              <w:jc w:val="both"/>
-              <w:rPr>
-                <w:rFonts w:hint="eastAsia" w:asciiTheme="minorEastAsia" w:hAnsiTheme="minorEastAsia" w:eastAsiaTheme="minorEastAsia" w:cstheme="minorEastAsia"/>
-                <w:sz w:val="15"/>
-                <w:szCs w:val="15"/>
-                <w:lang w:val="en-US" w:eastAsia="zh-CN"/>
-              </w:rPr>
-            </w:pPr>
-            <w:r>
-              <w:rPr>
-                <w:rFonts w:hint="eastAsia" w:asciiTheme="minorEastAsia" w:hAnsiTheme="minorEastAsia" w:eastAsiaTheme="minorEastAsia" w:cstheme="minorEastAsia"/>
-                <w:sz w:val="15"/>
-                <w:szCs w:val="15"/>
-                <w:lang w:val="en-US" w:eastAsia="zh-CN"/>
-              </w:rPr>
-              <w:t>{{ sb.name }}</w:t>
-            </w:r>
-          </w:p>
-        </w:tc>
-        <w:tc>
-          <w:tcPr>
-            <w:tcW w:w="1311" w:type="dxa"/>
-            <w:gridSpan w:val="4"/>
-            <w:vAlign w:val="center"/>
-          </w:tcPr>
-          <w:p>
-            <w:pPr>
-              <w:keepNext w:val="0"/>
-              <w:keepLines w:val="0"/>
-              <w:widowControl/>
-              <w:suppressLineNumbers w:val="0"/>
-              <w:jc w:val="center"/>
-              <w:textAlignment w:val="center"/>
-              <w:rPr>
-                <w:rFonts w:hint="eastAsia" w:asciiTheme="minorEastAsia" w:hAnsiTheme="minorEastAsia" w:eastAsiaTheme="minorEastAsia" w:cstheme="minorEastAsia"/>
-                <w:sz w:val="15"/>
-                <w:szCs w:val="15"/>
-                <w:lang w:val="en-US" w:eastAsia="zh-CN"/>
-              </w:rPr>
-            </w:pPr>
-            <w:r>
-              <w:rPr>
-                <w:rFonts w:hint="eastAsia" w:asciiTheme="minorEastAsia" w:hAnsiTheme="minorEastAsia" w:eastAsiaTheme="minorEastAsia" w:cstheme="minorEastAsia"/>
-                <w:sz w:val="15"/>
-                <w:szCs w:val="15"/>
-                <w:lang w:val="en-US" w:eastAsia="zh-CN"/>
-              </w:rPr>
-              <w:t>{{ sb.project_name }}</w:t>
-            </w:r>
-          </w:p>
-        </w:tc>
-        <w:tc>
-          <w:tcPr>
-            <w:tcW w:w="7581" w:type="dxa"/>
-            <w:gridSpan w:val="16"/>
-            <w:vAlign w:val="center"/>
-          </w:tcPr>
-          <w:p>
-            <w:pPr>
-              <w:keepNext w:val="0"/>
-              <w:keepLines w:val="0"/>
-              <w:widowControl/>
-              <w:suppressLineNumbers w:val="0"/>
-              <w:jc w:val="center"/>
-              <w:textAlignment w:val="center"/>
-              <w:rPr>
-                <w:rFonts w:hint="eastAsia" w:asciiTheme="minorEastAsia" w:hAnsiTheme="minorEastAsia" w:eastAsiaTheme="minorEastAsia" w:cstheme="minorEastAsia"/>
-                <w:sz w:val="15"/>
-                <w:szCs w:val="15"/>
-                <w:lang w:val="en-US" w:eastAsia="zh-CN"/>
-              </w:rPr>
-            </w:pPr>
-            <w:r>
-              <w:rPr>
-                <w:rFonts w:hint="eastAsia" w:asciiTheme="minorEastAsia" w:hAnsiTheme="minorEastAsia" w:eastAsiaTheme="minorEastAsia" w:cstheme="minorEastAsia"/>
-                <w:sz w:val="15"/>
-                <w:szCs w:val="15"/>
-                <w:lang w:val="en-US" w:eastAsia="zh-CN"/>
-              </w:rPr>
-              <w:t>{{p sb.sub_doc }}</w:t>
+            <w:tcW w:w="10815" w:type="dxa"/>
+            <w:gridSpan w:val="23"/>
+            <w:vAlign w:val="center"/>
+          </w:tcPr>
+          <w:p>
+            <w:pPr>
+              <w:keepNext w:val="0"/>
+              <w:keepLines w:val="0"/>
+              <w:widowControl/>
+              <w:suppressLineNumbers w:val="0"/>
+              <w:jc w:val="center"/>
+              <w:textAlignment w:val="center"/>
+              <w:rPr>
+                <w:rFonts w:hint="default" w:asciiTheme="minorEastAsia" w:hAnsiTheme="minorEastAsia" w:eastAsiaTheme="minorEastAsia" w:cstheme="minorEastAsia"/>
+                <w:sz w:val="15"/>
+                <w:szCs w:val="15"/>
+                <w:lang w:val="en-US" w:eastAsia="zh-CN"/>
+              </w:rPr>
+            </w:pPr>
+            <w:r>
+              <w:rPr>
+                <w:rFonts w:hint="eastAsia" w:asciiTheme="minorEastAsia" w:hAnsiTheme="minorEastAsia" w:cstheme="minorEastAsia"/>
+                <w:sz w:val="15"/>
+                <w:szCs w:val="15"/>
+                <w:lang w:val="en-US" w:eastAsia="zh-CN"/>
+              </w:rPr>
+              <w:t>{%</w:t>
+            </w:r>
+            <w:r>
+              <w:rPr>
+                <w:rFonts w:hint="default" w:asciiTheme="minorEastAsia" w:hAnsiTheme="minorEastAsia" w:cstheme="minorEastAsia"/>
+                <w:sz w:val="15"/>
+                <w:szCs w:val="15"/>
+                <w:lang w:val="en-US" w:eastAsia="zh-CN"/>
+              </w:rPr>
+              <w:t>-</w:t>
+            </w:r>
+            <w:r>
+              <w:rPr>
+                <w:rFonts w:hint="eastAsia" w:asciiTheme="minorEastAsia" w:hAnsiTheme="minorEastAsia" w:cstheme="minorEastAsia"/>
+                <w:sz w:val="15"/>
+                <w:szCs w:val="15"/>
+                <w:lang w:val="en-US" w:eastAsia="zh-CN"/>
+              </w:rPr>
+              <w:t xml:space="preserve"> if sb %}</w:t>
             </w:r>
           </w:p>
         </w:tc>
@@ -2758,7 +3018,7 @@
           </w:tblCellMar>
         </w:tblPrEx>
         <w:trPr>
-          <w:trHeight w:val="391" w:hRule="atLeast"/>
+          <w:trHeight w:val="393" w:hRule="atLeast"/>
           <w:jc w:val="center"/>
         </w:trPr>
         <w:tc>
@@ -2768,45 +3028,31 @@
           </w:tcPr>
           <w:p>
             <w:pPr>
-              <w:keepNext w:val="0"/>
-              <w:keepLines w:val="0"/>
-              <w:widowControl/>
-              <w:suppressLineNumbers w:val="0"/>
-              <w:jc w:val="center"/>
-              <w:textAlignment w:val="center"/>
-              <w:rPr>
-                <w:rFonts w:hint="eastAsia" w:asciiTheme="minorEastAsia" w:hAnsiTheme="minorEastAsia" w:eastAsiaTheme="minorEastAsia" w:cstheme="minorEastAsia"/>
-                <w:sz w:val="15"/>
-                <w:szCs w:val="15"/>
-                <w:lang w:val="en-US" w:eastAsia="zh-CN"/>
-              </w:rPr>
-            </w:pPr>
-            <w:r>
-              <w:rPr>
-                <w:rFonts w:hint="eastAsia" w:asciiTheme="minorEastAsia" w:hAnsiTheme="minorEastAsia" w:eastAsiaTheme="minorEastAsia" w:cstheme="minorEastAsia"/>
-                <w:sz w:val="15"/>
-                <w:szCs w:val="15"/>
-                <w:lang w:val="en-US" w:eastAsia="zh-CN"/>
-              </w:rPr>
-              <w:t>{{ n.index }}</w:t>
-            </w:r>
-          </w:p>
-          <w:p>
-            <w:pPr>
-              <w:keepNext w:val="0"/>
-              <w:keepLines w:val="0"/>
-              <w:widowControl/>
-              <w:suppressLineNumbers w:val="0"/>
-              <w:jc w:val="center"/>
-              <w:textAlignment w:val="center"/>
-              <w:rPr>
-                <w:rFonts w:hint="eastAsia" w:asciiTheme="minorEastAsia" w:hAnsiTheme="minorEastAsia" w:eastAsiaTheme="minorEastAsia" w:cstheme="minorEastAsia"/>
-                <w:kern w:val="2"/>
-                <w:sz w:val="15"/>
-                <w:szCs w:val="15"/>
-                <w:lang w:val="en-US" w:eastAsia="zh-CN" w:bidi="ar-SA"/>
-              </w:rPr>
-            </w:pPr>
+              <w:jc w:val="center"/>
+              <w:rPr>
+                <w:rFonts w:hint="eastAsia" w:asciiTheme="minorEastAsia" w:hAnsiTheme="minorEastAsia" w:eastAsiaTheme="minorEastAsia" w:cstheme="minorEastAsia"/>
+                <w:i w:val="0"/>
+                <w:iCs w:val="0"/>
+                <w:color w:val="000000"/>
+                <w:sz w:val="15"/>
+                <w:szCs w:val="15"/>
+                <w:u w:val="none"/>
+                <w:lang w:val="en-US" w:eastAsia="zh-CN"/>
+              </w:rPr>
+            </w:pPr>
+            <w:r>
+              <w:rPr>
+                <w:rFonts w:hint="eastAsia" w:asciiTheme="minorEastAsia" w:hAnsiTheme="minorEastAsia" w:eastAsiaTheme="minorEastAsia" w:cstheme="minorEastAsia"/>
+                <w:i w:val="0"/>
+                <w:iCs w:val="0"/>
+                <w:color w:val="000000"/>
+                <w:sz w:val="15"/>
+                <w:szCs w:val="15"/>
+                <w:u w:val="none"/>
+                <w:lang w:val="en-US" w:eastAsia="zh-CN"/>
+              </w:rPr>
+              <w:t>{{ sb.index }}</w:t>
+            </w:r>
           </w:p>
         </w:tc>
         <w:tc>
@@ -2817,6 +3063,294 @@
           </w:tcPr>
           <w:p>
             <w:pPr>
+              <w:jc w:val="both"/>
+              <w:rPr>
+                <w:rFonts w:hint="eastAsia" w:asciiTheme="minorEastAsia" w:hAnsiTheme="minorEastAsia" w:eastAsiaTheme="minorEastAsia" w:cstheme="minorEastAsia"/>
+                <w:sz w:val="15"/>
+                <w:szCs w:val="15"/>
+                <w:lang w:val="en-US" w:eastAsia="zh-CN"/>
+              </w:rPr>
+            </w:pPr>
+            <w:r>
+              <w:rPr>
+                <w:rFonts w:hint="eastAsia" w:asciiTheme="minorEastAsia" w:hAnsiTheme="minorEastAsia" w:eastAsiaTheme="minorEastAsia" w:cstheme="minorEastAsia"/>
+                <w:sz w:val="15"/>
+                <w:szCs w:val="15"/>
+                <w:lang w:val="en-US" w:eastAsia="zh-CN"/>
+              </w:rPr>
+              <w:t>{{ sb.name }}</w:t>
+            </w:r>
+          </w:p>
+        </w:tc>
+        <w:tc>
+          <w:tcPr>
+            <w:tcW w:w="1311" w:type="dxa"/>
+            <w:gridSpan w:val="4"/>
+            <w:vAlign w:val="center"/>
+          </w:tcPr>
+          <w:p>
+            <w:pPr>
+              <w:keepNext w:val="0"/>
+              <w:keepLines w:val="0"/>
+              <w:widowControl/>
+              <w:suppressLineNumbers w:val="0"/>
+              <w:jc w:val="center"/>
+              <w:textAlignment w:val="center"/>
+              <w:rPr>
+                <w:rFonts w:hint="eastAsia" w:asciiTheme="minorEastAsia" w:hAnsiTheme="minorEastAsia" w:eastAsiaTheme="minorEastAsia" w:cstheme="minorEastAsia"/>
+                <w:sz w:val="15"/>
+                <w:szCs w:val="15"/>
+                <w:lang w:val="en-US" w:eastAsia="zh-CN"/>
+              </w:rPr>
+            </w:pPr>
+            <w:r>
+              <w:rPr>
+                <w:rFonts w:hint="eastAsia" w:asciiTheme="minorEastAsia" w:hAnsiTheme="minorEastAsia" w:eastAsiaTheme="minorEastAsia" w:cstheme="minorEastAsia"/>
+                <w:sz w:val="15"/>
+                <w:szCs w:val="15"/>
+                <w:lang w:val="en-US" w:eastAsia="zh-CN"/>
+              </w:rPr>
+              <w:t>{{ sb.project_name }}</w:t>
+            </w:r>
+          </w:p>
+        </w:tc>
+        <w:tc>
+          <w:tcPr>
+            <w:tcW w:w="7581" w:type="dxa"/>
+            <w:gridSpan w:val="16"/>
+            <w:vAlign w:val="center"/>
+          </w:tcPr>
+          <w:p>
+            <w:pPr>
+              <w:keepNext w:val="0"/>
+              <w:keepLines w:val="0"/>
+              <w:widowControl/>
+              <w:suppressLineNumbers w:val="0"/>
+              <w:jc w:val="center"/>
+              <w:textAlignment w:val="center"/>
+              <w:rPr>
+                <w:rFonts w:hint="eastAsia" w:asciiTheme="minorEastAsia" w:hAnsiTheme="minorEastAsia" w:eastAsiaTheme="minorEastAsia" w:cstheme="minorEastAsia"/>
+                <w:sz w:val="15"/>
+                <w:szCs w:val="15"/>
+                <w:lang w:val="en-US" w:eastAsia="zh-CN"/>
+              </w:rPr>
+            </w:pPr>
+            <w:r>
+              <w:rPr>
+                <w:rFonts w:hint="eastAsia" w:asciiTheme="minorEastAsia" w:hAnsiTheme="minorEastAsia" w:eastAsiaTheme="minorEastAsia" w:cstheme="minorEastAsia"/>
+                <w:sz w:val="15"/>
+                <w:szCs w:val="15"/>
+                <w:lang w:val="en-US" w:eastAsia="zh-CN"/>
+              </w:rPr>
+              <w:t>{{p sb.sub_doc }}</w:t>
+            </w:r>
+          </w:p>
+        </w:tc>
+      </w:tr>
+      <w:tr>
+        <w:tblPrEx>
+          <w:tblCellMar>
+            <w:top w:w="0" w:type="dxa"/>
+            <w:left w:w="0" w:type="dxa"/>
+            <w:bottom w:w="0" w:type="dxa"/>
+            <w:right w:w="0" w:type="dxa"/>
+          </w:tblCellMar>
+        </w:tblPrEx>
+        <w:trPr>
+          <w:trHeight w:val="393" w:hRule="atLeast"/>
+          <w:jc w:val="center"/>
+        </w:trPr>
+        <w:tc>
+          <w:tcPr>
+            <w:tcW w:w="10815" w:type="dxa"/>
+            <w:gridSpan w:val="23"/>
+            <w:vAlign w:val="center"/>
+          </w:tcPr>
+          <w:p>
+            <w:pPr>
+              <w:keepNext w:val="0"/>
+              <w:keepLines w:val="0"/>
+              <w:widowControl/>
+              <w:suppressLineNumbers w:val="0"/>
+              <w:jc w:val="center"/>
+              <w:textAlignment w:val="center"/>
+              <w:rPr>
+                <w:rFonts w:hint="eastAsia" w:asciiTheme="minorEastAsia" w:hAnsiTheme="minorEastAsia" w:eastAsiaTheme="minorEastAsia" w:cstheme="minorEastAsia"/>
+                <w:sz w:val="15"/>
+                <w:szCs w:val="15"/>
+                <w:lang w:val="en-US" w:eastAsia="zh-CN"/>
+              </w:rPr>
+            </w:pPr>
+            <w:r>
+              <w:rPr>
+                <w:rFonts w:hint="eastAsia" w:asciiTheme="minorEastAsia" w:hAnsiTheme="minorEastAsia" w:cstheme="minorEastAsia"/>
+                <w:kern w:val="2"/>
+                <w:sz w:val="15"/>
+                <w:szCs w:val="15"/>
+                <w:lang w:val="en-US" w:eastAsia="zh-CN" w:bidi="ar-SA"/>
+              </w:rPr>
+              <w:t>{%</w:t>
+            </w:r>
+            <w:r>
+              <w:rPr>
+                <w:rFonts w:hint="default" w:asciiTheme="minorEastAsia" w:hAnsiTheme="minorEastAsia" w:cstheme="minorEastAsia"/>
+                <w:kern w:val="2"/>
+                <w:sz w:val="15"/>
+                <w:szCs w:val="15"/>
+                <w:lang w:val="en-US" w:eastAsia="zh-CN" w:bidi="ar-SA"/>
+              </w:rPr>
+              <w:t>-</w:t>
+            </w:r>
+            <w:r>
+              <w:rPr>
+                <w:rFonts w:hint="eastAsia" w:asciiTheme="minorEastAsia" w:hAnsiTheme="minorEastAsia" w:cstheme="minorEastAsia"/>
+                <w:kern w:val="2"/>
+                <w:sz w:val="15"/>
+                <w:szCs w:val="15"/>
+                <w:lang w:val="en-US" w:eastAsia="zh-CN" w:bidi="ar-SA"/>
+              </w:rPr>
+              <w:t xml:space="preserve"> endif %}</w:t>
+            </w:r>
+          </w:p>
+        </w:tc>
+      </w:tr>
+      <w:tr>
+        <w:tblPrEx>
+          <w:tblCellMar>
+            <w:top w:w="0" w:type="dxa"/>
+            <w:left w:w="0" w:type="dxa"/>
+            <w:bottom w:w="0" w:type="dxa"/>
+            <w:right w:w="0" w:type="dxa"/>
+          </w:tblCellMar>
+        </w:tblPrEx>
+        <w:trPr>
+          <w:trHeight w:val="705" w:hRule="atLeast"/>
+          <w:jc w:val="center"/>
+        </w:trPr>
+        <w:tc>
+          <w:tcPr>
+            <w:tcW w:w="10815" w:type="dxa"/>
+            <w:gridSpan w:val="23"/>
+            <w:vAlign w:val="center"/>
+          </w:tcPr>
+          <w:p>
+            <w:pPr>
+              <w:keepNext w:val="0"/>
+              <w:keepLines w:val="0"/>
+              <w:widowControl/>
+              <w:suppressLineNumbers w:val="0"/>
+              <w:jc w:val="center"/>
+              <w:textAlignment w:val="center"/>
+              <w:rPr>
+                <w:rFonts w:hint="default" w:asciiTheme="minorEastAsia" w:hAnsiTheme="minorEastAsia" w:eastAsiaTheme="minorEastAsia" w:cstheme="minorEastAsia"/>
+                <w:kern w:val="2"/>
+                <w:sz w:val="15"/>
+                <w:szCs w:val="15"/>
+                <w:lang w:val="en-US" w:eastAsia="zh-CN" w:bidi="ar-SA"/>
+              </w:rPr>
+            </w:pPr>
+            <w:r>
+              <w:rPr>
+                <w:rFonts w:hint="eastAsia" w:asciiTheme="minorEastAsia" w:hAnsiTheme="minorEastAsia" w:cstheme="minorEastAsia"/>
+                <w:kern w:val="2"/>
+                <w:sz w:val="15"/>
+                <w:szCs w:val="15"/>
+                <w:lang w:val="en-US" w:eastAsia="zh-CN" w:bidi="ar-SA"/>
+              </w:rPr>
+              <w:t>{%</w:t>
+            </w:r>
+            <w:r>
+              <w:rPr>
+                <w:rFonts w:hint="default" w:asciiTheme="minorEastAsia" w:hAnsiTheme="minorEastAsia" w:cstheme="minorEastAsia"/>
+                <w:kern w:val="2"/>
+                <w:sz w:val="15"/>
+                <w:szCs w:val="15"/>
+                <w:lang w:val="en-US" w:eastAsia="zh-CN" w:bidi="ar-SA"/>
+              </w:rPr>
+              <w:t>-</w:t>
+            </w:r>
+            <w:r>
+              <w:rPr>
+                <w:rFonts w:hint="eastAsia" w:asciiTheme="minorEastAsia" w:hAnsiTheme="minorEastAsia" w:cstheme="minorEastAsia"/>
+                <w:kern w:val="2"/>
+                <w:sz w:val="15"/>
+                <w:szCs w:val="15"/>
+                <w:lang w:val="en-US" w:eastAsia="zh-CN" w:bidi="ar-SA"/>
+              </w:rPr>
+              <w:t xml:space="preserve"> if n %}</w:t>
+            </w:r>
+          </w:p>
+        </w:tc>
+      </w:tr>
+      <w:tr>
+        <w:tblPrEx>
+          <w:tblCellMar>
+            <w:top w:w="0" w:type="dxa"/>
+            <w:left w:w="0" w:type="dxa"/>
+            <w:bottom w:w="0" w:type="dxa"/>
+            <w:right w:w="0" w:type="dxa"/>
+          </w:tblCellMar>
+        </w:tblPrEx>
+        <w:trPr>
+          <w:trHeight w:val="705" w:hRule="atLeast"/>
+          <w:jc w:val="center"/>
+        </w:trPr>
+        <w:tc>
+          <w:tcPr>
+            <w:tcW w:w="716" w:type="dxa"/>
+            <w:vAlign w:val="center"/>
+          </w:tcPr>
+          <w:p>
+            <w:pPr>
+              <w:keepNext w:val="0"/>
+              <w:keepLines w:val="0"/>
+              <w:widowControl/>
+              <w:suppressLineNumbers w:val="0"/>
+              <w:jc w:val="center"/>
+              <w:textAlignment w:val="center"/>
+              <w:rPr>
+                <w:rFonts w:hint="eastAsia" w:asciiTheme="minorEastAsia" w:hAnsiTheme="minorEastAsia" w:eastAsiaTheme="minorEastAsia" w:cstheme="minorEastAsia"/>
+                <w:sz w:val="15"/>
+                <w:szCs w:val="15"/>
+                <w:lang w:val="en-US" w:eastAsia="zh-CN"/>
+              </w:rPr>
+            </w:pPr>
+            <w:r>
+              <w:rPr>
+                <w:rFonts w:hint="eastAsia" w:asciiTheme="minorEastAsia" w:hAnsiTheme="minorEastAsia" w:eastAsiaTheme="minorEastAsia" w:cstheme="minorEastAsia"/>
+                <w:sz w:val="15"/>
+                <w:szCs w:val="15"/>
+                <w:lang w:val="en-US" w:eastAsia="zh-CN"/>
+              </w:rPr>
+              <w:t>{{ n.index }}</w:t>
+            </w:r>
+          </w:p>
+          <w:p>
+            <w:pPr>
+              <w:keepNext w:val="0"/>
+              <w:keepLines w:val="0"/>
+              <w:widowControl/>
+              <w:suppressLineNumbers w:val="0"/>
+              <w:jc w:val="center"/>
+              <w:textAlignment w:val="center"/>
+              <w:rPr>
+                <w:rFonts w:hint="eastAsia" w:asciiTheme="minorEastAsia" w:hAnsiTheme="minorEastAsia" w:eastAsiaTheme="minorEastAsia" w:cstheme="minorEastAsia"/>
+                <w:kern w:val="2"/>
+                <w:sz w:val="15"/>
+                <w:szCs w:val="15"/>
+                <w:lang w:val="en-US" w:eastAsia="zh-CN" w:bidi="ar-SA"/>
+              </w:rPr>
+            </w:pPr>
+          </w:p>
+        </w:tc>
+        <w:tc>
+          <w:tcPr>
+            <w:tcW w:w="1207" w:type="dxa"/>
+            <w:gridSpan w:val="2"/>
+            <w:vAlign w:val="center"/>
+          </w:tcPr>
+          <w:p>
+            <w:pPr>
               <w:keepNext w:val="0"/>
               <w:keepLines w:val="0"/>
               <w:widowControl/>
@@ -2874,6 +3408,74 @@
                 <w:lang w:val="en-US" w:eastAsia="zh-CN" w:bidi="ar-SA"/>
               </w:rPr>
               <w:t>{{p n.sub_doc }}</w:t>
+            </w:r>
+          </w:p>
+        </w:tc>
+      </w:tr>
+      <w:tr>
+        <w:tblPrEx>
+          <w:tblCellMar>
+            <w:top w:w="0" w:type="dxa"/>
+            <w:left w:w="0" w:type="dxa"/>
+            <w:bottom w:w="0" w:type="dxa"/>
+            <w:right w:w="0" w:type="dxa"/>
+          </w:tblCellMar>
+        </w:tblPrEx>
+        <w:trPr>
+          <w:trHeight w:val="705" w:hRule="atLeast"/>
+          <w:jc w:val="center"/>
+        </w:trPr>
+        <w:tc>
+          <w:tcPr>
+            <w:tcW w:w="10815" w:type="dxa"/>
+            <w:gridSpan w:val="23"/>
+            <w:vAlign w:val="center"/>
+          </w:tcPr>
+          <w:p>
+            <w:pPr>
+              <w:keepNext w:val="0"/>
+              <w:keepLines w:val="0"/>
+              <w:widowControl/>
+              <w:suppressLineNumbers w:val="0"/>
+              <w:jc w:val="center"/>
+              <w:textAlignment w:val="center"/>
+              <w:rPr>
+                <w:rFonts w:hint="eastAsia" w:asciiTheme="minorEastAsia" w:hAnsiTheme="minorEastAsia" w:eastAsiaTheme="minorEastAsia" w:cstheme="minorEastAsia"/>
+                <w:kern w:val="2"/>
+                <w:sz w:val="15"/>
+                <w:szCs w:val="15"/>
+                <w:lang w:val="en-US" w:eastAsia="zh-CN" w:bidi="ar-SA"/>
+              </w:rPr>
+            </w:pPr>
+            <w:r>
+              <w:rPr>
+                <w:rFonts w:hint="eastAsia" w:asciiTheme="minorEastAsia" w:hAnsiTheme="minorEastAsia" w:cstheme="minorEastAsia"/>
+                <w:kern w:val="2"/>
+                <w:sz w:val="15"/>
+                <w:szCs w:val="15"/>
+                <w:lang w:val="en-US" w:eastAsia="zh-CN" w:bidi="ar-SA"/>
+              </w:rPr>
+              <w:t>{%</w:t>
+            </w:r>
+            <w:r>
+              <w:rPr>
+                <w:rFonts w:hint="default" w:asciiTheme="minorEastAsia" w:hAnsiTheme="minorEastAsia" w:cstheme="minorEastAsia"/>
+                <w:kern w:val="2"/>
+                <w:sz w:val="15"/>
+                <w:szCs w:val="15"/>
+                <w:lang w:val="en-US" w:eastAsia="zh-CN" w:bidi="ar-SA"/>
+              </w:rPr>
+              <w:t>-</w:t>
+            </w:r>
+            <w:r>
+              <w:rPr>
+                <w:rFonts w:hint="eastAsia" w:asciiTheme="minorEastAsia" w:hAnsiTheme="minorEastAsia" w:cstheme="minorEastAsia"/>
+                <w:kern w:val="2"/>
+                <w:sz w:val="15"/>
+                <w:szCs w:val="15"/>
+                <w:lang w:val="en-US" w:eastAsia="zh-CN" w:bidi="ar-SA"/>
+              </w:rPr>
+              <w:t xml:space="preserve"> endif %}</w:t>
             </w:r>
           </w:p>
         </w:tc>
@@ -2893,98 +3495,51 @@
         </w:trPr>
         <w:tc>
           <w:tcPr>
-            <w:tcW w:w="716" w:type="dxa"/>
-            <w:vAlign w:val="center"/>
-          </w:tcPr>
-          <w:p>
-            <w:pPr>
-              <w:keepNext w:val="0"/>
-              <w:keepLines w:val="0"/>
-              <w:widowControl/>
-              <w:suppressLineNumbers w:val="0"/>
-              <w:jc w:val="center"/>
-              <w:textAlignment w:val="center"/>
-              <w:rPr>
-                <w:rFonts w:hint="eastAsia" w:asciiTheme="minorEastAsia" w:hAnsiTheme="minorEastAsia" w:eastAsiaTheme="minorEastAsia" w:cstheme="minorEastAsia"/>
-                <w:sz w:val="15"/>
-                <w:szCs w:val="15"/>
-                <w:lang w:val="en-US" w:eastAsia="zh-CN"/>
-              </w:rPr>
-            </w:pPr>
-            <w:r>
-              <w:rPr>
-                <w:rFonts w:hint="eastAsia" w:asciiTheme="minorEastAsia" w:hAnsiTheme="minorEastAsia" w:eastAsiaTheme="minorEastAsia" w:cstheme="minorEastAsia"/>
-                <w:sz w:val="15"/>
-                <w:szCs w:val="15"/>
-                <w:lang w:val="en-US" w:eastAsia="zh-CN"/>
-              </w:rPr>
-              <w:t>{{ d.index }}</w:t>
-            </w:r>
-          </w:p>
-        </w:tc>
-        <w:tc>
-          <w:tcPr>
-            <w:tcW w:w="1207" w:type="dxa"/>
-            <w:gridSpan w:val="2"/>
-            <w:vAlign w:val="center"/>
-          </w:tcPr>
-          <w:p>
-            <w:pPr>
-              <w:keepNext w:val="0"/>
-              <w:keepLines w:val="0"/>
-              <w:widowControl/>
-              <w:suppressLineNumbers w:val="0"/>
-              <w:jc w:val="center"/>
-              <w:textAlignment w:val="center"/>
-              <w:rPr>
-                <w:rFonts w:hint="eastAsia" w:asciiTheme="minorEastAsia" w:hAnsiTheme="minorEastAsia" w:eastAsiaTheme="minorEastAsia" w:cstheme="minorEastAsia"/>
-                <w:sz w:val="15"/>
-                <w:szCs w:val="15"/>
-                <w:lang w:val="en-US" w:eastAsia="zh-CN"/>
-              </w:rPr>
-            </w:pPr>
-            <w:r>
-              <w:rPr>
-                <w:rFonts w:hint="eastAsia" w:asciiTheme="minorEastAsia" w:hAnsiTheme="minorEastAsia" w:eastAsiaTheme="minorEastAsia" w:cstheme="minorEastAsia"/>
-                <w:sz w:val="15"/>
-                <w:szCs w:val="15"/>
-                <w:lang w:val="en-US" w:eastAsia="zh-CN"/>
-              </w:rPr>
-              <w:t>{{ d.name }}</w:t>
-            </w:r>
-          </w:p>
-        </w:tc>
-        <w:tc>
-          <w:tcPr>
-            <w:tcW w:w="8892" w:type="dxa"/>
-            <w:gridSpan w:val="20"/>
-            <w:shd w:val="clear" w:color="auto" w:fill="auto"/>
-            <w:vAlign w:val="center"/>
-          </w:tcPr>
-          <w:p>
-            <w:pPr>
-              <w:keepNext w:val="0"/>
-              <w:keepLines w:val="0"/>
-              <w:widowControl/>
-              <w:suppressLineNumbers w:val="0"/>
-              <w:jc w:val="center"/>
-              <w:textAlignment w:val="center"/>
-              <w:rPr>
-                <w:rFonts w:hint="eastAsia" w:asciiTheme="minorEastAsia" w:hAnsiTheme="minorEastAsia" w:eastAsiaTheme="minorEastAsia" w:cstheme="minorEastAsia"/>
-                <w:kern w:val="2"/>
-                <w:sz w:val="15"/>
-                <w:szCs w:val="15"/>
-                <w:lang w:val="en-US" w:eastAsia="zh-CN" w:bidi="ar-SA"/>
-              </w:rPr>
-            </w:pPr>
-            <w:r>
-              <w:rPr>
-                <w:rFonts w:hint="eastAsia" w:asciiTheme="minorEastAsia" w:hAnsiTheme="minorEastAsia" w:eastAsiaTheme="minorEastAsia" w:cstheme="minorEastAsia"/>
-                <w:sz w:val="15"/>
-                <w:szCs w:val="15"/>
-                <w:lang w:val="en-US" w:eastAsia="zh-CN"/>
-              </w:rPr>
-              <w:t>{{p d.sub_doc }}</w:t>
+            <w:tcW w:w="10815" w:type="dxa"/>
+            <w:gridSpan w:val="23"/>
+            <w:vAlign w:val="center"/>
+          </w:tcPr>
+          <w:p>
+            <w:pPr>
+              <w:keepNext w:val="0"/>
+              <w:keepLines w:val="0"/>
+              <w:widowControl/>
+              <w:suppressLineNumbers w:val="0"/>
+              <w:jc w:val="center"/>
+              <w:textAlignment w:val="center"/>
+              <w:rPr>
+                <w:rFonts w:hint="default" w:asciiTheme="minorEastAsia" w:hAnsiTheme="minorEastAsia" w:eastAsiaTheme="minorEastAsia" w:cstheme="minorEastAsia"/>
+                <w:sz w:val="15"/>
+                <w:szCs w:val="15"/>
+                <w:lang w:val="en-US" w:eastAsia="zh-CN"/>
+              </w:rPr>
+            </w:pPr>
+            <w:r>
+              <w:rPr>
+                <w:rFonts w:hint="eastAsia" w:asciiTheme="minorEastAsia" w:hAnsiTheme="minorEastAsia" w:cstheme="minorEastAsia"/>
+                <w:sz w:val="15"/>
+                <w:szCs w:val="15"/>
+                <w:lang w:val="en-US" w:eastAsia="zh-CN"/>
+              </w:rPr>
+              <w:t>{%</w:t>
+            </w:r>
+            <w:r>
+              <w:rPr>
+                <w:rFonts w:hint="default" w:asciiTheme="minorEastAsia" w:hAnsiTheme="minorEastAsia" w:cstheme="minorEastAsia"/>
+                <w:sz w:val="15"/>
+                <w:szCs w:val="15"/>
+                <w:lang w:val="en-US" w:eastAsia="zh-CN"/>
+              </w:rPr>
+              <w:t>-</w:t>
+            </w:r>
+            <w:r>
+              <w:rPr>
+                <w:rFonts w:hint="eastAsia" w:asciiTheme="minorEastAsia" w:hAnsiTheme="minorEastAsia" w:cstheme="minorEastAsia"/>
+                <w:sz w:val="15"/>
+                <w:szCs w:val="15"/>
+                <w:lang w:val="en-US" w:eastAsia="zh-CN"/>
+              </w:rPr>
+              <w:t xml:space="preserve"> if d %}</w:t>
             </w:r>
           </w:p>
         </w:tc>
@@ -3029,7 +3584,7 @@
                 <w:szCs w:val="15"/>
                 <w:lang w:val="en-US" w:eastAsia="zh-CN"/>
               </w:rPr>
-              <w:t>{{ wen.index }}</w:t>
+              <w:t>{{ d.index }}</w:t>
             </w:r>
           </w:p>
         </w:tc>
@@ -3061,7 +3616,7 @@
                 <w:szCs w:val="15"/>
                 <w:lang w:val="en-US" w:eastAsia="zh-CN"/>
               </w:rPr>
-              <w:t>{{ wen.name }}</w:t>
+              <w:t>{{ d.name }}</w:t>
             </w:r>
           </w:p>
         </w:tc>
@@ -3082,6 +3637,248 @@
               <w:textAlignment w:val="center"/>
               <w:rPr>
                 <w:rFonts w:hint="eastAsia" w:asciiTheme="minorEastAsia" w:hAnsiTheme="minorEastAsia" w:eastAsiaTheme="minorEastAsia" w:cstheme="minorEastAsia"/>
+                <w:kern w:val="2"/>
+                <w:sz w:val="15"/>
+                <w:szCs w:val="15"/>
+                <w:lang w:val="en-US" w:eastAsia="zh-CN" w:bidi="ar-SA"/>
+              </w:rPr>
+            </w:pPr>
+            <w:r>
+              <w:rPr>
+                <w:rFonts w:hint="eastAsia" w:asciiTheme="minorEastAsia" w:hAnsiTheme="minorEastAsia" w:eastAsiaTheme="minorEastAsia" w:cstheme="minorEastAsia"/>
+                <w:sz w:val="15"/>
+                <w:szCs w:val="15"/>
+                <w:lang w:val="en-US" w:eastAsia="zh-CN"/>
+              </w:rPr>
+              <w:t>{{p d.sub_doc }}</w:t>
+            </w:r>
+          </w:p>
+        </w:tc>
+      </w:tr>
+      <w:tr>
+        <w:tblPrEx>
+          <w:tblCellMar>
+            <w:top w:w="0" w:type="dxa"/>
+            <w:left w:w="0" w:type="dxa"/>
+            <w:bottom w:w="0" w:type="dxa"/>
+            <w:right w:w="0" w:type="dxa"/>
+          </w:tblCellMar>
+        </w:tblPrEx>
+        <w:trPr>
+          <w:trHeight w:val="372" w:hRule="atLeast"/>
+          <w:jc w:val="center"/>
+        </w:trPr>
+        <w:tc>
+          <w:tcPr>
+            <w:tcW w:w="10815" w:type="dxa"/>
+            <w:gridSpan w:val="23"/>
+            <w:vAlign w:val="center"/>
+          </w:tcPr>
+          <w:p>
+            <w:pPr>
+              <w:keepNext w:val="0"/>
+              <w:keepLines w:val="0"/>
+              <w:widowControl/>
+              <w:suppressLineNumbers w:val="0"/>
+              <w:jc w:val="center"/>
+              <w:textAlignment w:val="center"/>
+              <w:rPr>
+                <w:rFonts w:hint="eastAsia" w:asciiTheme="minorEastAsia" w:hAnsiTheme="minorEastAsia" w:eastAsiaTheme="minorEastAsia" w:cstheme="minorEastAsia"/>
+                <w:sz w:val="15"/>
+                <w:szCs w:val="15"/>
+                <w:lang w:val="en-US" w:eastAsia="zh-CN"/>
+              </w:rPr>
+            </w:pPr>
+            <w:r>
+              <w:rPr>
+                <w:rFonts w:hint="eastAsia" w:asciiTheme="minorEastAsia" w:hAnsiTheme="minorEastAsia" w:cstheme="minorEastAsia"/>
+                <w:kern w:val="2"/>
+                <w:sz w:val="15"/>
+                <w:szCs w:val="15"/>
+                <w:lang w:val="en-US" w:eastAsia="zh-CN" w:bidi="ar-SA"/>
+              </w:rPr>
+              <w:t>{%</w:t>
+            </w:r>
+            <w:r>
+              <w:rPr>
+                <w:rFonts w:hint="default" w:asciiTheme="minorEastAsia" w:hAnsiTheme="minorEastAsia" w:cstheme="minorEastAsia"/>
+                <w:kern w:val="2"/>
+                <w:sz w:val="15"/>
+                <w:szCs w:val="15"/>
+                <w:lang w:val="en-US" w:eastAsia="zh-CN" w:bidi="ar-SA"/>
+              </w:rPr>
+              <w:t>-</w:t>
+            </w:r>
+            <w:r>
+              <w:rPr>
+                <w:rFonts w:hint="eastAsia" w:asciiTheme="minorEastAsia" w:hAnsiTheme="minorEastAsia" w:cstheme="minorEastAsia"/>
+                <w:kern w:val="2"/>
+                <w:sz w:val="15"/>
+                <w:szCs w:val="15"/>
+                <w:lang w:val="en-US" w:eastAsia="zh-CN" w:bidi="ar-SA"/>
+              </w:rPr>
+              <w:t xml:space="preserve"> endif %}</w:t>
+            </w:r>
+          </w:p>
+        </w:tc>
+      </w:tr>
+      <w:tr>
+        <w:tblPrEx>
+          <w:tblCellMar>
+            <w:top w:w="0" w:type="dxa"/>
+            <w:left w:w="0" w:type="dxa"/>
+            <w:bottom w:w="0" w:type="dxa"/>
+            <w:right w:w="0" w:type="dxa"/>
+          </w:tblCellMar>
+        </w:tblPrEx>
+        <w:trPr>
+          <w:trHeight w:val="372" w:hRule="atLeast"/>
+          <w:jc w:val="center"/>
+        </w:trPr>
+        <w:tc>
+          <w:tcPr>
+            <w:tcW w:w="10815" w:type="dxa"/>
+            <w:gridSpan w:val="23"/>
+            <w:vAlign w:val="center"/>
+          </w:tcPr>
+          <w:p>
+            <w:pPr>
+              <w:keepNext w:val="0"/>
+              <w:keepLines w:val="0"/>
+              <w:widowControl/>
+              <w:suppressLineNumbers w:val="0"/>
+              <w:jc w:val="both"/>
+              <w:textAlignment w:val="center"/>
+              <w:rPr>
+                <w:rFonts w:hint="default" w:asciiTheme="minorEastAsia" w:hAnsiTheme="minorEastAsia" w:eastAsiaTheme="minorEastAsia" w:cstheme="minorEastAsia"/>
+                <w:sz w:val="15"/>
+                <w:szCs w:val="15"/>
+                <w:lang w:val="en-US" w:eastAsia="zh-CN"/>
+              </w:rPr>
+            </w:pPr>
+            <w:r>
+              <w:rPr>
+                <w:rFonts w:hint="eastAsia" w:asciiTheme="minorEastAsia" w:hAnsiTheme="minorEastAsia" w:cstheme="minorEastAsia"/>
+                <w:sz w:val="15"/>
+                <w:szCs w:val="15"/>
+                <w:lang w:val="en-US" w:eastAsia="zh-CN"/>
+              </w:rPr>
+              <w:t xml:space="preserve">                                                                    {%</w:t>
+            </w:r>
+            <w:r>
+              <w:rPr>
+                <w:rFonts w:hint="default" w:asciiTheme="minorEastAsia" w:hAnsiTheme="minorEastAsia" w:cstheme="minorEastAsia"/>
+                <w:sz w:val="15"/>
+                <w:szCs w:val="15"/>
+                <w:lang w:val="en-US" w:eastAsia="zh-CN"/>
+              </w:rPr>
+              <w:t>-</w:t>
+            </w:r>
+            <w:r>
+              <w:rPr>
+                <w:rFonts w:hint="eastAsia" w:asciiTheme="minorEastAsia" w:hAnsiTheme="minorEastAsia" w:cstheme="minorEastAsia"/>
+                <w:sz w:val="15"/>
+                <w:szCs w:val="15"/>
+                <w:lang w:val="en-US" w:eastAsia="zh-CN"/>
+              </w:rPr>
+              <w:t xml:space="preserve"> if wen %}</w:t>
+            </w:r>
+          </w:p>
+        </w:tc>
+      </w:tr>
+      <w:tr>
+        <w:tblPrEx>
+          <w:tblCellMar>
+            <w:top w:w="0" w:type="dxa"/>
+            <w:left w:w="0" w:type="dxa"/>
+            <w:bottom w:w="0" w:type="dxa"/>
+            <w:right w:w="0" w:type="dxa"/>
+          </w:tblCellMar>
+        </w:tblPrEx>
+        <w:trPr>
+          <w:trHeight w:val="372" w:hRule="atLeast"/>
+          <w:jc w:val="center"/>
+        </w:trPr>
+        <w:tc>
+          <w:tcPr>
+            <w:tcW w:w="716" w:type="dxa"/>
+            <w:vAlign w:val="center"/>
+          </w:tcPr>
+          <w:p>
+            <w:pPr>
+              <w:keepNext w:val="0"/>
+              <w:keepLines w:val="0"/>
+              <w:widowControl/>
+              <w:suppressLineNumbers w:val="0"/>
+              <w:jc w:val="center"/>
+              <w:textAlignment w:val="center"/>
+              <w:rPr>
+                <w:rFonts w:hint="eastAsia" w:asciiTheme="minorEastAsia" w:hAnsiTheme="minorEastAsia" w:eastAsiaTheme="minorEastAsia" w:cstheme="minorEastAsia"/>
+                <w:sz w:val="15"/>
+                <w:szCs w:val="15"/>
+                <w:lang w:val="en-US" w:eastAsia="zh-CN"/>
+              </w:rPr>
+            </w:pPr>
+            <w:r>
+              <w:rPr>
+                <w:rFonts w:hint="eastAsia" w:asciiTheme="minorEastAsia" w:hAnsiTheme="minorEastAsia" w:eastAsiaTheme="minorEastAsia" w:cstheme="minorEastAsia"/>
+                <w:sz w:val="15"/>
+                <w:szCs w:val="15"/>
+                <w:lang w:val="en-US" w:eastAsia="zh-CN"/>
+              </w:rPr>
+              <w:t>{{ wen.index }}</w:t>
+            </w:r>
+          </w:p>
+        </w:tc>
+        <w:tc>
+          <w:tcPr>
+            <w:tcW w:w="1207" w:type="dxa"/>
+            <w:gridSpan w:val="2"/>
+            <w:vAlign w:val="center"/>
+          </w:tcPr>
+          <w:p>
+            <w:pPr>
+              <w:keepNext w:val="0"/>
+              <w:keepLines w:val="0"/>
+              <w:widowControl/>
+              <w:suppressLineNumbers w:val="0"/>
+              <w:jc w:val="center"/>
+              <w:textAlignment w:val="center"/>
+              <w:rPr>
+                <w:rFonts w:hint="eastAsia" w:asciiTheme="minorEastAsia" w:hAnsiTheme="minorEastAsia" w:eastAsiaTheme="minorEastAsia" w:cstheme="minorEastAsia"/>
+                <w:sz w:val="15"/>
+                <w:szCs w:val="15"/>
+                <w:lang w:val="en-US" w:eastAsia="zh-CN"/>
+              </w:rPr>
+            </w:pPr>
+            <w:r>
+              <w:rPr>
+                <w:rFonts w:hint="eastAsia" w:asciiTheme="minorEastAsia" w:hAnsiTheme="minorEastAsia" w:eastAsiaTheme="minorEastAsia" w:cstheme="minorEastAsia"/>
+                <w:sz w:val="15"/>
+                <w:szCs w:val="15"/>
+                <w:lang w:val="en-US" w:eastAsia="zh-CN"/>
+              </w:rPr>
+              <w:t>{{ wen.name }}</w:t>
+            </w:r>
+          </w:p>
+        </w:tc>
+        <w:tc>
+          <w:tcPr>
+            <w:tcW w:w="8892" w:type="dxa"/>
+            <w:gridSpan w:val="20"/>
+            <w:shd w:val="clear" w:color="auto" w:fill="auto"/>
+            <w:vAlign w:val="center"/>
+          </w:tcPr>
+          <w:p>
+            <w:pPr>
+              <w:keepNext w:val="0"/>
+              <w:keepLines w:val="0"/>
+              <w:widowControl/>
+              <w:suppressLineNumbers w:val="0"/>
+              <w:jc w:val="center"/>
+              <w:textAlignment w:val="center"/>
+              <w:rPr>
+                <w:rFonts w:hint="eastAsia" w:asciiTheme="minorEastAsia" w:hAnsiTheme="minorEastAsia" w:eastAsiaTheme="minorEastAsia" w:cstheme="minorEastAsia"/>
                 <w:sz w:val="15"/>
                 <w:szCs w:val="15"/>
                 <w:lang w:val="en-US" w:eastAsia="zh-CN"/>
@@ -3095,6 +3892,75 @@
                 <w:lang w:val="en-US" w:eastAsia="zh-CN"/>
               </w:rPr>
               <w:t>{{p wen.sub_doc }}</w:t>
+            </w:r>
+          </w:p>
+        </w:tc>
+      </w:tr>
+      <w:tr>
+        <w:tblPrEx>
+          <w:tblCellMar>
+            <w:top w:w="0" w:type="dxa"/>
+            <w:left w:w="0" w:type="dxa"/>
+            <w:bottom w:w="0" w:type="dxa"/>
+            <w:right w:w="0" w:type="dxa"/>
+          </w:tblCellMar>
+        </w:tblPrEx>
+        <w:trPr>
+          <w:trHeight w:val="372" w:hRule="atLeast"/>
+          <w:jc w:val="center"/>
+        </w:trPr>
+        <w:tc>
+          <w:tcPr>
+            <w:tcW w:w="10815" w:type="dxa"/>
+            <w:gridSpan w:val="23"/>
+            <w:vAlign w:val="center"/>
+          </w:tcPr>
+          <w:p>
+            <w:pPr>
+              <w:keepNext w:val="0"/>
+              <w:keepLines w:val="0"/>
+              <w:widowControl/>
+              <w:suppressLineNumbers w:val="0"/>
+              <w:jc w:val="center"/>
+              <w:textAlignment w:val="center"/>
+              <w:rPr>
+                <w:rFonts w:hint="eastAsia" w:asciiTheme="minorEastAsia" w:hAnsiTheme="minorEastAsia" w:eastAsiaTheme="minorEastAsia" w:cstheme="minorEastAsia"/>
+                <w:sz w:val="15"/>
+                <w:szCs w:val="15"/>
+                <w:lang w:val="en-US" w:eastAsia="zh-CN"/>
+              </w:rPr>
+            </w:pPr>
+            <w:r>
+              <w:rPr>
+                <w:rFonts w:hint="eastAsia" w:asciiTheme="minorEastAsia" w:hAnsiTheme="minorEastAsia" w:cstheme="minorEastAsia"/>
+                <w:kern w:val="2"/>
+                <w:sz w:val="15"/>
+                <w:szCs w:val="15"/>
+                <w:lang w:val="en-US" w:eastAsia="zh-CN" w:bidi="ar-SA"/>
+              </w:rPr>
+              <w:t>{%</w:t>
+            </w:r>
+            <w:r>
+              <w:rPr>
+                <w:rFonts w:hint="default" w:asciiTheme="minorEastAsia" w:hAnsiTheme="minorEastAsia" w:cstheme="minorEastAsia"/>
+                <w:kern w:val="2"/>
+                <w:sz w:val="15"/>
+                <w:szCs w:val="15"/>
+                <w:lang w:val="en-US" w:eastAsia="zh-CN" w:bidi="ar-SA"/>
+              </w:rPr>
+              <w:t>-</w:t>
+            </w:r>
+            <w:bookmarkStart w:id="0" w:name="_GoBack"/>
+            <w:bookmarkEnd w:id="0"/>
+            <w:r>
+              <w:rPr>
+                <w:rFonts w:hint="eastAsia" w:asciiTheme="minorEastAsia" w:hAnsiTheme="minorEastAsia" w:cstheme="minorEastAsia"/>
+                <w:kern w:val="2"/>
+                <w:sz w:val="15"/>
+                <w:szCs w:val="15"/>
+                <w:lang w:val="en-US" w:eastAsia="zh-CN" w:bidi="ar-SA"/>
+              </w:rPr>
+              <w:t xml:space="preserve"> endif %}</w:t>
             </w:r>
           </w:p>
         </w:tc>
